--- a/data/outputs/v2/Grade11/Biology/Quizzes/SS3.2_Growth_and_Development_in_Animals/Biology_G11_SS3.2_Growth_and_Development_in_Animals_L2_AnswerKey.docx
+++ b/data/outputs/v2/Grade11/Biology/Quizzes/SS3.2_Growth_and_Development_in_Animals/Biology_G11_SS3.2_Growth_and_Development_in_Animals_L2_AnswerKey.docx
@@ -1405,7 +1405,7 @@
         </w:rPr>
         <w:t xml:space="preserve">© 2026 SeaVuria and ARES. Aligned with KICD objectives. Developed by SeaVuria; technical implementation by ARES (with AI assistance from Claude). Licensed under </w:t>
       </w:r>
-      <w:hyperlink w:history="1" r:id="rIdowoqt_-l2j00dph76yk_f">
+      <w:hyperlink w:history="1" r:id="rIdze_lozfwqwn5eh2vv-wcd">
         <w:r>
           <w:rPr>
             <w:rFonts w:ascii="Arial" w:cs="Arial" w:eastAsia="Arial" w:hAnsi="Arial"/>
@@ -1426,7 +1426,7 @@
         </w:rPr>
         <w:t xml:space="preserve"> (</w:t>
       </w:r>
-      <w:hyperlink w:history="1" r:id="rIdnt4fo1hrb22mwmzfv6bq2">
+      <w:hyperlink w:history="1" r:id="rIdjaj8r-ex5nzekaimdtbvg">
         <w:r>
           <w:rPr>
             <w:rFonts w:ascii="Arial" w:cs="Arial" w:eastAsia="Arial" w:hAnsi="Arial"/>

--- a/data/outputs/v2/Grade11/Biology/Quizzes/SS3.2_Growth_and_Development_in_Animals/Biology_G11_SS3.2_Growth_and_Development_in_Animals_L2_AnswerKey.docx
+++ b/data/outputs/v2/Grade11/Biology/Quizzes/SS3.2_Growth_and_Development_in_Animals/Biology_G11_SS3.2_Growth_and_Development_in_Animals_L2_AnswerKey.docx
@@ -1405,7 +1405,7 @@
         </w:rPr>
         <w:t xml:space="preserve">© 2026 SeaVuria and ARES. Aligned with KICD objectives. Developed by SeaVuria; technical implementation by ARES (with AI assistance from Claude). Licensed under </w:t>
       </w:r>
-      <w:hyperlink w:history="1" r:id="rIdze_lozfwqwn5eh2vv-wcd">
+      <w:hyperlink w:history="1" r:id="rIdavr1lcwiqoa3wdx12nasb">
         <w:r>
           <w:rPr>
             <w:rFonts w:ascii="Arial" w:cs="Arial" w:eastAsia="Arial" w:hAnsi="Arial"/>
@@ -1426,7 +1426,7 @@
         </w:rPr>
         <w:t xml:space="preserve"> (</w:t>
       </w:r>
-      <w:hyperlink w:history="1" r:id="rIdjaj8r-ex5nzekaimdtbvg">
+      <w:hyperlink w:history="1" r:id="rIdvqwiars4kvm8xyhcbotz7">
         <w:r>
           <w:rPr>
             <w:rFonts w:ascii="Arial" w:cs="Arial" w:eastAsia="Arial" w:hAnsi="Arial"/>
